--- a/CN/assignment 2_exam.docx
+++ b/CN/assignment 2_exam.docx
@@ -208,7 +208,7 @@
     <w:p>
       <w:r>
         <w:pict w14:anchorId="389DEA22">
-          <v:rect id="_x0000_i1074" style="width:0;height:1.5pt" o:hralign="center" o:hrstd="t" o:hr="t" fillcolor="#a0a0a0" stroked="f"/>
+          <v:rect id="_x0000_i1025" style="width:0;height:1.5pt" o:hralign="center" o:hrstd="t" o:hr="t" fillcolor="#a0a0a0" stroked="f"/>
         </w:pict>
       </w:r>
     </w:p>
@@ -367,7 +367,7 @@
     <w:p>
       <w:r>
         <w:pict w14:anchorId="1D2BF2C5">
-          <v:rect id="_x0000_i1075" style="width:0;height:1.5pt" o:hralign="center" o:hrstd="t" o:hr="t" fillcolor="#a0a0a0" stroked="f"/>
+          <v:rect id="_x0000_i1026" style="width:0;height:1.5pt" o:hralign="center" o:hrstd="t" o:hr="t" fillcolor="#a0a0a0" stroked="f"/>
         </w:pict>
       </w:r>
     </w:p>
@@ -546,7 +546,7 @@
     <w:p>
       <w:r>
         <w:pict w14:anchorId="3A0D2FEE">
-          <v:rect id="_x0000_i1076" style="width:0;height:1.5pt" o:hralign="center" o:hrstd="t" o:hr="t" fillcolor="#a0a0a0" stroked="f"/>
+          <v:rect id="_x0000_i1027" style="width:0;height:1.5pt" o:hralign="center" o:hrstd="t" o:hr="t" fillcolor="#a0a0a0" stroked="f"/>
         </w:pict>
       </w:r>
     </w:p>
@@ -720,7 +720,7 @@
     <w:p>
       <w:r>
         <w:pict w14:anchorId="26F4986D">
-          <v:rect id="_x0000_i1077" style="width:0;height:1.5pt" o:hralign="center" o:hrstd="t" o:hr="t" fillcolor="#a0a0a0" stroked="f"/>
+          <v:rect id="_x0000_i1028" style="width:0;height:1.5pt" o:hralign="center" o:hrstd="t" o:hr="t" fillcolor="#a0a0a0" stroked="f"/>
         </w:pict>
       </w:r>
     </w:p>
@@ -893,7 +893,7 @@
     <w:p>
       <w:r>
         <w:pict w14:anchorId="108854B5">
-          <v:rect id="_x0000_i1078" style="width:0;height:1.5pt" o:hralign="center" o:hrstd="t" o:hr="t" fillcolor="#a0a0a0" stroked="f"/>
+          <v:rect id="_x0000_i1029" style="width:0;height:1.5pt" o:hralign="center" o:hrstd="t" o:hr="t" fillcolor="#a0a0a0" stroked="f"/>
         </w:pict>
       </w:r>
     </w:p>
@@ -1613,7 +1613,7 @@
     <w:p>
       <w:r>
         <w:pict w14:anchorId="592665B1">
-          <v:rect id="_x0000_i1079" style="width:0;height:1.5pt" o:hralign="center" o:hrstd="t" o:hr="t" fillcolor="#a0a0a0" stroked="f"/>
+          <v:rect id="_x0000_i1030" style="width:0;height:1.5pt" o:hralign="center" o:hrstd="t" o:hr="t" fillcolor="#a0a0a0" stroked="f"/>
         </w:pict>
       </w:r>
     </w:p>
@@ -3326,6 +3326,7 @@
   <w:style w:type="character" w:default="1" w:styleId="DefaultParagraphFont">
     <w:name w:val="Default Paragraph Font"/>
     <w:uiPriority w:val="1"/>
+    <w:semiHidden/>
     <w:unhideWhenUsed/>
   </w:style>
   <w:style w:type="table" w:default="1" w:styleId="TableNormal">
